--- a/Courses/Software-Sciences/IT-Module-3-Web-Design/Bonus/03-Generating-a-WordPress-Site-with-AI-using-ZipWP/03-Generating-a-WordPress-Site-with-AI-using-ZipWP.docx
+++ b/Courses/Software-Sciences/IT-Module-3-Web-Design/Bonus/03-Generating-a-WordPress-Site-with-AI-using-ZipWP/03-Generating-a-WordPress-Site-with-AI-using-ZipWP.docx
@@ -86,9 +86,9 @@
           <w:noProof/>
         </w:rPr>
         <w:drawing>
-          <wp:inline distT="0" distB="0" distL="0" distR="0" wp14:anchorId="73F5C6D6" wp14:editId="6128A91B">
-            <wp:extent cx="1065886" cy="497260"/>
-            <wp:effectExtent l="0" t="0" r="1270" b="0"/>
+          <wp:inline distT="0" distB="0" distL="0" distR="0" wp14:anchorId="73F5C6D6" wp14:editId="2FC94EB1">
+            <wp:extent cx="1065886" cy="477023"/>
+            <wp:effectExtent l="0" t="0" r="1270" b="5715"/>
             <wp:docPr id="470543985" name="Picture 1"/>
             <wp:cNvGraphicFramePr>
               <a:graphicFrameLocks xmlns:a="http://schemas.openxmlformats.org/drawingml/2006/main" noChangeAspect="1"/>
@@ -117,7 +117,7 @@
                   <pic:spPr bwMode="auto">
                     <a:xfrm>
                       <a:off x="0" y="0"/>
-                      <a:ext cx="1065886" cy="497260"/>
+                      <a:ext cx="1065886" cy="477023"/>
                     </a:xfrm>
                     <a:prstGeom prst="rect">
                       <a:avLst/>
@@ -453,7 +453,7 @@
           <w:lang w:val="bg-BG"/>
         </w:rPr>
         <w:drawing>
-          <wp:inline distT="0" distB="0" distL="0" distR="0" wp14:anchorId="1808A00E" wp14:editId="2E5083C8">
+          <wp:inline distT="0" distB="0" distL="0" distR="0" wp14:anchorId="1808A00E" wp14:editId="28AA7EA5">
             <wp:extent cx="6665279" cy="2600960"/>
             <wp:effectExtent l="12700" t="12700" r="15240" b="15240"/>
             <wp:docPr id="797958610" name="Picture 1"/>
